--- a/NLP_Sumiranje_Teksta.docx
+++ b/NLP_Sumiranje_Teksta.docx
@@ -589,6 +589,13 @@
     </w:p>
     <w:sdt>
       <w:sdtPr>
+        <w:rPr>
+          <w:rFonts w:ascii="Times New Roman" w:eastAsia="Times New Roman" w:hAnsi="Times New Roman" w:cs="Times New Roman"/>
+          <w:color w:val="auto"/>
+          <w:sz w:val="24"/>
+          <w:szCs w:val="24"/>
+          <w:lang w:val="sr"/>
+        </w:rPr>
         <w:id w:val="776996327"/>
         <w:docPartObj>
           <w:docPartGallery w:val="Table of Contents"/>
@@ -597,14 +604,9 @@
       </w:sdtPr>
       <w:sdtEndPr>
         <w:rPr>
-          <w:rFonts w:ascii="Times New Roman" w:eastAsia="Times New Roman" w:hAnsi="Times New Roman" w:cs="Times New Roman"/>
           <w:b/>
           <w:bCs/>
           <w:noProof/>
-          <w:color w:val="auto"/>
-          <w:sz w:val="24"/>
-          <w:szCs w:val="24"/>
-          <w:lang w:val="sr"/>
         </w:rPr>
       </w:sdtEndPr>
       <w:sdtContent>
@@ -2806,7 +2808,35 @@
         <w:rPr>
           <w:rFonts w:ascii="Times New Roman" w:hAnsi="Times New Roman" w:cs="Times New Roman"/>
         </w:rPr>
-        <w:t xml:space="preserve">Смањује преоптерећење информацијама филтрирањем небитних информација и </w:t>
+        <w:t xml:space="preserve">Смањује преоптерећење информацијама филтрирањем </w:t>
+      </w:r>
+      <w:proofErr w:type="spellStart"/>
+      <w:r>
+        <w:rPr>
+          <w:rFonts w:ascii="Times New Roman" w:hAnsi="Times New Roman" w:cs="Times New Roman"/>
+        </w:rPr>
+        <w:t>небитних</w:t>
+      </w:r>
+      <w:proofErr w:type="spellEnd"/>
+      <w:r>
+        <w:rPr>
+          <w:rFonts w:ascii="Times New Roman" w:hAnsi="Times New Roman" w:cs="Times New Roman"/>
+        </w:rPr>
+        <w:t xml:space="preserve"> </w:t>
+      </w:r>
+      <w:proofErr w:type="spellStart"/>
+      <w:r>
+        <w:rPr>
+          <w:rFonts w:ascii="Times New Roman" w:hAnsi="Times New Roman" w:cs="Times New Roman"/>
+        </w:rPr>
+        <w:t>информација</w:t>
+      </w:r>
+      <w:proofErr w:type="spellEnd"/>
+      <w:r>
+        <w:rPr>
+          <w:rFonts w:ascii="Times New Roman" w:hAnsi="Times New Roman" w:cs="Times New Roman"/>
+        </w:rPr>
+        <w:t xml:space="preserve"> и </w:t>
       </w:r>
       <w:proofErr w:type="spellStart"/>
       <w:r>
@@ -3025,11 +3055,23 @@
         <w:tab/>
       </w:r>
       <w:r>
-        <w:t xml:space="preserve">Алати за моделирање тема као што је латентна семантичка анализа (LSA) су још једна метода представљања која производи групе резимираних кључних речи распоређених по документима. Други алгоритми, као што су LexRank и TextRank, користе графиконе. Ови </w:t>
+        <w:t>Алати за моделирање тема као што је латентна семантичка анализа (LSA) су још једна метода представљања која производи групе резимираних кључних речи распоређених по документима. Други алгоритми, као што су LexRank и TextRank, користе графо</w:t>
+      </w:r>
+      <w:r>
+        <w:t>в</w:t>
+      </w:r>
+      <w:r>
+        <w:t xml:space="preserve">е. Ови </w:t>
       </w:r>
       <w:r>
         <w:lastRenderedPageBreak/>
-        <w:t>приступи засновани на графиконима представљају реченице као чворове (или врхове) који су повезани линијама према резултатима семантичке сличности.</w:t>
+        <w:t>приступи засновани на графо</w:t>
+      </w:r>
+      <w:r>
+        <w:t>в</w:t>
+      </w:r>
+      <w:r>
+        <w:t>има представљају реченице као чворове (или врхове) који су повезани линијама према резултатима семантичке сличности.</w:t>
       </w:r>
     </w:p>
     <w:p>
@@ -3233,7 +3275,16 @@
         <w:tab/>
       </w:r>
       <w:r>
-        <w:t>Апстрактно сумирање генерише оригиналне суме користећи реченице које се не налазе у оригиналним текстуалним документима. Такво генерисање захтева неуронске мреже и велике језичке моделе (LLM) да би се произвеле семантички значајне текстуалне секвенце</w:t>
+        <w:t>Апстракт</w:t>
+      </w:r>
+      <w:r>
+        <w:t>и</w:t>
+      </w:r>
+      <w:r>
+        <w:t>в</w:t>
+      </w:r>
+      <w:r>
+        <w:t>но сумирање генерише оригиналне суме користећи реченице које се не налазе у оригиналним текстуалним документима. Такво генерисање захтева неуронске мреже и велике језичке моделе (LLM) да би се произвеле семантички значајне текстуалне секвенце</w:t>
       </w:r>
       <w:r>
         <w:t xml:space="preserve"> [1]</w:t>
@@ -3250,7 +3301,34 @@
         <w:tab/>
       </w:r>
       <w:r>
-        <w:t>Технике апстрактног сумирања текста користе неуронске мреже за генерисање оригиналног текста који сумира један или више докумената. Иако постоје бројне врсте метода апстрактног сумирања текста, литература не користи ниједан свеобухватни систем класификације за описивање ових метода. Ипак, могуће је дати преглед општих циљева ових различитих метода.</w:t>
+        <w:t>Технике а</w:t>
+      </w:r>
+      <w:r>
+        <w:t>пстракти</w:t>
+      </w:r>
+      <w:r>
+        <w:t>в</w:t>
+      </w:r>
+      <w:r>
+        <w:t>но</w:t>
+      </w:r>
+      <w:r>
+        <w:t>г сумирања текста користе неуронске мреже за генерисање оригиналног текста који сумира један или више докумената. Иако постоје бројне врсте метода а</w:t>
+      </w:r>
+      <w:r>
+        <w:t>пстракти</w:t>
+      </w:r>
+      <w:r>
+        <w:t>в</w:t>
+      </w:r>
+      <w:r>
+        <w:t>но</w:t>
+      </w:r>
+      <w:r>
+        <w:t>г сумирања текста, литература не користи ниједан свеобухватни систем класификације за описивање ових метода. Ипак, могуће је дати преглед општих циљева ових различитих метода.</w:t>
+      </w:r>
+      <w:r>
+        <w:t xml:space="preserve"> </w:t>
       </w:r>
     </w:p>
     <w:p>
@@ -3270,7 +3348,19 @@
         <w:t xml:space="preserve"> [1]: </w:t>
       </w:r>
       <w:r>
-        <w:t>Као и код многих примена вештачке интелигенције, апстрактно сумирање текста у крајњој линији има за циљ да опонаша људски генерисане суме. Једна кључна карактеристика овог другог је компресија реченица</w:t>
+        <w:t>Као и код многих примена вештачке интелигенције, а</w:t>
+      </w:r>
+      <w:r>
+        <w:t>пстракти</w:t>
+      </w:r>
+      <w:r>
+        <w:t>в</w:t>
+      </w:r>
+      <w:r>
+        <w:t>но</w:t>
+      </w:r>
+      <w:r>
+        <w:t xml:space="preserve"> сумирање текста у крајњој линији има за циљ да опонаша људски генерисане суме. Једна кључна карактеристика овог другог је компресија реченица</w:t>
       </w:r>
       <w:r>
         <w:t xml:space="preserve">, </w:t>
@@ -3322,7 +3412,19 @@
         <w:t xml:space="preserve"> [1]: </w:t>
       </w:r>
       <w:r>
-        <w:t>Фузија информација је још један кључни аспект апстрактног сумирања. Људи сумирају документе спајањем информација из више одломака у једну реченицу или фразу.</w:t>
+        <w:t>Фузија информација је још један кључни аспект а</w:t>
+      </w:r>
+      <w:r>
+        <w:t>пстракти</w:t>
+      </w:r>
+      <w:r>
+        <w:t>в</w:t>
+      </w:r>
+      <w:r>
+        <w:t>но</w:t>
+      </w:r>
+      <w:r>
+        <w:t>г сумирања. Људи сумирају документе спајањем информација из више одломака у једну реченицу или фразу.</w:t>
       </w:r>
       <w:r>
         <w:t xml:space="preserve"> </w:t>
@@ -3359,7 +3461,19 @@
         <w:t xml:space="preserve"> [1]: </w:t>
       </w:r>
       <w:r>
-        <w:t>Коначна брига код апстрактног сумирања текста је редослед информација. Сумиране информације не прате нужно исти редослед као и оригинални изворни документ. Када људи пишу сумирања, на пример, често могу тематски организовати информације. Једна метода која се користи за тематску организацију су кластери. Конкретно, издвојене реченице су организоване у кластере према тематском садржају (како је одређено кључним речима које се истовремено јављају). У том смислу, неуронски тематски модели су још један потенцијални приступ тематском уређивању информација.</w:t>
+        <w:t>Коначна брига код а</w:t>
+      </w:r>
+      <w:r>
+        <w:t>пстракти</w:t>
+      </w:r>
+      <w:r>
+        <w:t>в</w:t>
+      </w:r>
+      <w:r>
+        <w:t>но</w:t>
+      </w:r>
+      <w:r>
+        <w:t>г сумирања текста је редослед информација. Сумиране информације не прате нужно исти редослед као и оригинални изворни документ. Када људи пишу сумирања, на пример, често могу тематски организовати информације. Једна метода која се користи за тематску организацију су кластери. Конкретно, издвојене реченице су организоване у кластере према тематском садржају (како је одређено кључним речима које се истовремено јављају). У том смислу, неуронски тематски модели су још један потенцијални приступ тематском уређивању информација.</w:t>
       </w:r>
     </w:p>
     <w:p>
@@ -3373,10 +3487,10 @@
         </w:rPr>
         <w:lastRenderedPageBreak/>
         <w:drawing>
-          <wp:inline distT="0" distB="0" distL="0" distR="0" wp14:anchorId="649C01DF" wp14:editId="659D3BA9">
-            <wp:extent cx="1771897" cy="3191320"/>
-            <wp:effectExtent l="0" t="0" r="0" b="9525"/>
-            <wp:docPr id="589400683" name="Picture 3"/>
+          <wp:inline distT="0" distB="0" distL="0" distR="0" wp14:anchorId="68162559" wp14:editId="45BB1F04">
+            <wp:extent cx="1849772" cy="3200400"/>
+            <wp:effectExtent l="0" t="0" r="0" b="0"/>
+            <wp:docPr id="465084638" name="Picture 1"/>
             <wp:cNvGraphicFramePr>
               <a:graphicFrameLocks xmlns:a="http://schemas.openxmlformats.org/drawingml/2006/main" noChangeAspect="1"/>
             </wp:cNvGraphicFramePr>
@@ -3384,11 +3498,11 @@
               <a:graphicData uri="http://schemas.openxmlformats.org/drawingml/2006/picture">
                 <pic:pic xmlns:pic="http://schemas.openxmlformats.org/drawingml/2006/picture">
                   <pic:nvPicPr>
-                    <pic:cNvPr id="589400683" name="Picture 589400683"/>
+                    <pic:cNvPr id="465084638" name="Picture 465084638"/>
                     <pic:cNvPicPr/>
                   </pic:nvPicPr>
                   <pic:blipFill>
-                    <a:blip r:embed="rId9">
+                    <a:blip r:embed="rId10">
                       <a:extLst>
                         <a:ext uri="{28A0092B-C50C-407E-A947-70E740481C1C}">
                           <a14:useLocalDpi xmlns:a14="http://schemas.microsoft.com/office/drawing/2010/main" val="0"/>
@@ -3402,7 +3516,7 @@
                   <pic:spPr>
                     <a:xfrm>
                       <a:off x="0" y="0"/>
-                      <a:ext cx="1771897" cy="3191320"/>
+                      <a:ext cx="1849772" cy="3200400"/>
                     </a:xfrm>
                     <a:prstGeom prst="rect">
                       <a:avLst/>
@@ -3438,7 +3552,19 @@
         <w:t xml:space="preserve"> </w:t>
       </w:r>
       <w:r>
-        <w:t>апстрактног сумирања</w:t>
+        <w:t>а</w:t>
+      </w:r>
+      <w:r>
+        <w:t>пстракти</w:t>
+      </w:r>
+      <w:r>
+        <w:t>в</w:t>
+      </w:r>
+      <w:r>
+        <w:t>но</w:t>
+      </w:r>
+      <w:r>
+        <w:t>г сумирања</w:t>
       </w:r>
       <w:r>
         <w:t xml:space="preserve"> [4].</w:t>
@@ -5449,7 +5575,7 @@
                     <pic:cNvPicPr/>
                   </pic:nvPicPr>
                   <pic:blipFill>
-                    <a:blip r:embed="rId10">
+                    <a:blip r:embed="rId11">
                       <a:extLst>
                         <a:ext uri="{28A0092B-C50C-407E-A947-70E740481C1C}">
                           <a14:useLocalDpi xmlns:a14="http://schemas.microsoft.com/office/drawing/2010/main" val="0"/>
@@ -9263,13 +9389,7 @@
         <w:rPr>
           <w:rFonts w:ascii="Times New Roman" w:hAnsi="Times New Roman" w:cs="Times New Roman"/>
         </w:rPr>
-        <w:t>)</w:t>
-      </w:r>
-      <w:r>
-        <w:rPr>
-          <w:rFonts w:ascii="Times New Roman" w:hAnsi="Times New Roman" w:cs="Times New Roman"/>
-        </w:rPr>
-        <w:t>,</w:t>
+        <w:t>),</w:t>
       </w:r>
     </w:p>
     <w:p>
@@ -9287,13 +9407,7 @@
         <w:rPr>
           <w:rFonts w:ascii="Times New Roman" w:hAnsi="Times New Roman" w:cs="Times New Roman"/>
         </w:rPr>
-        <w:t>novel-unigram ratio</w:t>
-      </w:r>
-      <w:r>
-        <w:rPr>
-          <w:rFonts w:ascii="Times New Roman" w:hAnsi="Times New Roman" w:cs="Times New Roman"/>
-        </w:rPr>
-        <w:t xml:space="preserve"> (</w:t>
+        <w:t>novel-unigram ratio (</w:t>
       </w:r>
       <w:proofErr w:type="spellStart"/>
       <w:r>
@@ -9755,13 +9869,7 @@
         <w:rPr>
           <w:rFonts w:ascii="Times New Roman" w:hAnsi="Times New Roman" w:cs="Times New Roman"/>
         </w:rPr>
-        <w:t>)</w:t>
-      </w:r>
-      <w:r>
-        <w:rPr>
-          <w:rFonts w:ascii="Times New Roman" w:hAnsi="Times New Roman" w:cs="Times New Roman"/>
-        </w:rPr>
-        <w:t>.</w:t>
+        <w:t>).</w:t>
       </w:r>
     </w:p>
     <w:p>
@@ -14982,7 +15090,22 @@
         <w:ind w:left="0" w:firstLine="720"/>
       </w:pPr>
       <w:r>
-        <w:t>О евалуацији. Коришћење уводног пасуса са Википедије као резимеа референце је згодна замена без трошкова анотације. Такође пристрасно поређење усмерава ка екстрактивним резултатима, јер сам уводни пасус пишу људи који су изабрали специфичне речи које апстрактни модел нема разлога да тачно репродукује. ROUGE ово погоршава: награђује тачно преклапање n-грама и слеп је за парафразе, што је много већи проблем за српски него за енглески језик управо због богате морфологије језика. Праведније поређење би додало метрику засновану на уграђивању као што је BERTScore са енкодером који је свестан српског или словенског језик.</w:t>
+        <w:t>О евалуацији. Коришћење уводног пасуса са Википедије као резимеа референце је згодна замена без трошкова анотације. Такође пристрасно поређење усмерава ка екстрактивним резултатима, јер сам уводни пасус пишу људи који су изабрали специфичне речи које а</w:t>
+      </w:r>
+      <w:r>
+        <w:t>пстракти</w:t>
+      </w:r>
+      <w:r>
+        <w:t>в</w:t>
+      </w:r>
+      <w:r>
+        <w:t>н</w:t>
+      </w:r>
+      <w:r>
+        <w:t>и</w:t>
+      </w:r>
+      <w:r>
+        <w:t xml:space="preserve"> модел нема разлога да тачно репродукује. ROUGE ово погоршава: награђује тачно преклапање n-грама и слеп је за парафразе, што је много већи проблем за српски него за енглески језик управо због богате морфологије језика. Праведније поређење би додало метрику засновану на уграђивању као што је BERTScore са енкодером који је свестан српског или словенског језик.</w:t>
       </w:r>
     </w:p>
     <w:p>
@@ -15234,15 +15357,7 @@
           <w:iCs/>
           <w:lang w:val="en-US"/>
         </w:rPr>
-        <w:t xml:space="preserve"> </w:t>
-      </w:r>
-      <w:r>
-        <w:rPr>
-          <w:i/>
-          <w:iCs/>
-          <w:lang w:val="en-US"/>
-        </w:rPr>
-        <w:t>Importance &amp; Benefits of Auto Text Summarization</w:t>
+        <w:t xml:space="preserve"> Importance &amp; Benefits of Auto Text Summarization</w:t>
       </w:r>
       <w:r>
         <w:rPr>
@@ -18430,6 +18545,7 @@
   <w:style w:type="character" w:default="1" w:styleId="DefaultParagraphFont">
     <w:name w:val="Default Paragraph Font"/>
     <w:uiPriority w:val="1"/>
+    <w:semiHidden/>
     <w:unhideWhenUsed/>
   </w:style>
   <w:style w:type="table" w:default="1" w:styleId="TableNormal">
